--- a/fixtures/new.docx
+++ b/fixtures/new.docx
@@ -226,7 +226,16 @@
     </w:p>
     <w:p>
       <w:r>
-        <w:t>Paths between beds are covered with wood chips.</w:t>
+        <w:t xml:space="preserve">Paths between beds are covered with </w:t>
+      </w:r>
+      <w:r>
+        <w:rPr>
+          <w:b/>
+        </w:rPr>
+        <w:t>wood chips</w:t>
+      </w:r>
+      <w:r>
+        <w:t>.</w:t>
       </w:r>
     </w:p>
     <w:sectPr>
